--- a/test/test_aparato.docx
+++ b/test/test_aparato.docx
@@ -22,7 +22,6 @@
         </w:rPr>
         <w:t xml:space="preserve">tragicomedia: tragicomedia </w:t>
       </w:r>
-      <w:proofErr w:type="gramStart"/>
       <w:r>
         <w:rPr>
           <w:i/>
@@ -35,14 +34,7 @@
         <w:rPr>
           <w:lang w:val="es-ES"/>
         </w:rPr>
-        <w:t xml:space="preserve"> :</w:t>
-      </w:r>
-      <w:proofErr w:type="gramEnd"/>
-      <w:r>
-        <w:rPr>
-          <w:lang w:val="es-ES"/>
-        </w:rPr>
-        <w:t xml:space="preserve"> tragedia </w:t>
+        <w:t xml:space="preserve"> : tragedia </w:t>
       </w:r>
       <w:r>
         <w:rPr>
@@ -89,29 +81,13 @@
           <w:iCs/>
           <w:lang w:val="es-ES"/>
         </w:rPr>
-        <w:t xml:space="preserve"> </w:t>
-      </w:r>
-      <w:proofErr w:type="gramStart"/>
-      <w:r>
-        <w:rPr>
-          <w:i/>
-          <w:iCs/>
-          <w:lang w:val="es-ES"/>
-        </w:rPr>
-        <w:t>A</w:t>
-      </w:r>
-      <w:r>
-        <w:rPr>
-          <w:lang w:val="es-ES"/>
-        </w:rPr>
-        <w:t xml:space="preserve"> :</w:t>
-      </w:r>
-      <w:proofErr w:type="gramEnd"/>
-      <w:r>
-        <w:rPr>
-          <w:lang w:val="es-ES"/>
-        </w:rPr>
-        <w:t xml:space="preserve"> </w:t>
+        <w:t xml:space="preserve"> A</w:t>
+      </w:r>
+      <w:r>
+        <w:rPr>
+          <w:lang w:val="es-ES"/>
+        </w:rPr>
+        <w:t xml:space="preserve"> : </w:t>
       </w:r>
       <w:r>
         <w:rPr>
@@ -137,80 +113,74 @@
     <w:p>
       <w:pPr>
         <w:rPr>
-          <w:lang w:val="es-ES"/>
-        </w:rPr>
-      </w:pPr>
-      <w:r>
-        <w:rPr>
-          <w:lang w:val="es-ES"/>
-        </w:rPr>
-        <w:t>%aparato</w:t>
-      </w:r>
-      <w:r>
-        <w:rPr>
-          <w:lang w:val="es-ES"/>
-        </w:rPr>
-        <w:t xml:space="preserve">: </w:t>
-      </w:r>
-      <w:r>
-        <w:rPr>
-          <w:lang w:val="es-ES"/>
-        </w:rPr>
-        <w:t>1</w:t>
-      </w:r>
-      <w:r>
-        <w:rPr>
           <w:i/>
           <w:iCs/>
           <w:lang w:val="es-ES"/>
         </w:rPr>
-        <w:t>Acot</w:t>
-      </w:r>
-      <w:r>
-        <w:rPr>
-          <w:lang w:val="es-ES"/>
-        </w:rPr>
-        <w:t xml:space="preserve"> </w:t>
-      </w:r>
-      <w:r>
-        <w:rPr>
-          <w:lang w:val="es-ES"/>
-        </w:rPr>
-        <w:t xml:space="preserve">Primera acotación con una </w:t>
-      </w:r>
-      <w:r>
-        <w:rPr>
-          <w:lang w:val="es-ES"/>
-        </w:rPr>
-        <w:t>entrada de aparato</w:t>
-      </w:r>
-      <w:r>
-        <w:rPr>
-          <w:lang w:val="es-ES"/>
-        </w:rPr>
-        <w:t xml:space="preserve"> </w:t>
-      </w:r>
-      <w:proofErr w:type="gramStart"/>
+      </w:pPr>
+      <w:r>
+        <w:rPr>
+          <w:lang w:val="es-ES"/>
+        </w:rPr>
+        <w:t>%aparato</w:t>
+      </w:r>
+      <w:r>
+        <w:rPr>
+          <w:lang w:val="es-ES"/>
+        </w:rPr>
+        <w:t xml:space="preserve">: </w:t>
+      </w:r>
+      <w:r>
+        <w:rPr>
+          <w:lang w:val="es-ES"/>
+        </w:rPr>
+        <w:t>1</w:t>
+      </w:r>
       <w:r>
         <w:rPr>
           <w:i/>
           <w:iCs/>
           <w:lang w:val="es-ES"/>
         </w:rPr>
+        <w:t>Acot</w:t>
+      </w:r>
+      <w:r>
+        <w:rPr>
+          <w:lang w:val="es-ES"/>
+        </w:rPr>
+        <w:t xml:space="preserve"> </w:t>
+      </w:r>
+      <w:r>
+        <w:rPr>
+          <w:lang w:val="es-ES"/>
+        </w:rPr>
+        <w:t xml:space="preserve">Primera acotación con una </w:t>
+      </w:r>
+      <w:r>
+        <w:rPr>
+          <w:lang w:val="es-ES"/>
+        </w:rPr>
+        <w:t>entrada de aparato</w:t>
+      </w:r>
+      <w:r>
+        <w:rPr>
+          <w:lang w:val="es-ES"/>
+        </w:rPr>
+        <w:t xml:space="preserve"> </w:t>
+      </w:r>
+      <w:r>
+        <w:rPr>
+          <w:i/>
+          <w:iCs/>
+          <w:lang w:val="es-ES"/>
+        </w:rPr>
         <w:t>A</w:t>
       </w:r>
       <w:r>
         <w:rPr>
           <w:lang w:val="es-ES"/>
         </w:rPr>
-        <w:t xml:space="preserve"> :</w:t>
-      </w:r>
-      <w:proofErr w:type="gramEnd"/>
-      <w:r>
-        <w:rPr>
-          <w:lang w:val="es-ES"/>
-        </w:rPr>
-        <w:t xml:space="preserve"> </w:t>
+        <w:t xml:space="preserve"> : </w:t>
       </w:r>
       <w:r>
         <w:rPr>
@@ -265,7 +235,6 @@
         </w:rPr>
         <w:t xml:space="preserve"> </w:t>
       </w:r>
-      <w:proofErr w:type="gramStart"/>
       <w:r>
         <w:rPr>
           <w:lang w:val="es-ES"/>
@@ -276,28 +245,20 @@
         <w:rPr>
           <w:lang w:val="es-ES"/>
         </w:rPr>
-        <w:t xml:space="preserve"> :</w:t>
-      </w:r>
-      <w:proofErr w:type="gramEnd"/>
+        <w:t xml:space="preserve"> : </w:t>
+      </w:r>
+      <w:r>
+        <w:rPr>
+          <w:lang w:val="es-ES"/>
+        </w:rPr>
+        <w:t>debes</w:t>
+      </w:r>
       <w:r>
         <w:rPr>
           <w:lang w:val="es-ES"/>
         </w:rPr>
         <w:t xml:space="preserve"> </w:t>
       </w:r>
-      <w:r>
-        <w:rPr>
-          <w:lang w:val="es-ES"/>
-        </w:rPr>
-        <w:t>debes</w:t>
-      </w:r>
-      <w:r>
-        <w:rPr>
-          <w:lang w:val="es-ES"/>
-        </w:rPr>
-        <w:t xml:space="preserve"> </w:t>
-      </w:r>
-      <w:proofErr w:type="gramStart"/>
       <w:r>
         <w:rPr>
           <w:i/>
@@ -310,14 +271,7 @@
         <w:rPr>
           <w:lang w:val="es-ES"/>
         </w:rPr>
-        <w:t xml:space="preserve"> :</w:t>
-      </w:r>
-      <w:proofErr w:type="gramEnd"/>
-      <w:r>
-        <w:rPr>
-          <w:lang w:val="es-ES"/>
-        </w:rPr>
-        <w:t xml:space="preserve"> </w:t>
+        <w:t xml:space="preserve"> : </w:t>
       </w:r>
       <w:r>
         <w:rPr>
@@ -352,23 +306,8 @@
         <w:rPr>
           <w:lang w:val="es-ES"/>
         </w:rPr>
-        <w:t xml:space="preserve">18: 18 </w:t>
-      </w:r>
-      <w:proofErr w:type="gramStart"/>
-      <w:r>
-        <w:rPr>
-          <w:lang w:val="es-ES"/>
-        </w:rPr>
-        <w:t>la :</w:t>
-      </w:r>
-      <w:proofErr w:type="gramEnd"/>
-      <w:r>
-        <w:rPr>
-          <w:lang w:val="es-ES"/>
-        </w:rPr>
-        <w:t xml:space="preserve"> la </w:t>
-      </w:r>
-      <w:proofErr w:type="gramStart"/>
+        <w:t xml:space="preserve">18: 18 la : la </w:t>
+      </w:r>
       <w:r>
         <w:rPr>
           <w:i/>
@@ -381,14 +320,7 @@
         <w:rPr>
           <w:lang w:val="es-ES"/>
         </w:rPr>
-        <w:t xml:space="preserve"> :</w:t>
-      </w:r>
-      <w:proofErr w:type="gramEnd"/>
-      <w:r>
-        <w:rPr>
-          <w:lang w:val="es-ES"/>
-        </w:rPr>
-        <w:t xml:space="preserve"> mi </w:t>
+        <w:t xml:space="preserve"> : mi </w:t>
       </w:r>
       <w:r>
         <w:rPr>
